--- a/cloud/project/ch/ch1/ch1.docx
+++ b/cloud/project/ch/ch1/ch1.docx
@@ -1,6 +1,6 @@
 
 <file path=word/document.xml><?xml version="1.0" encoding="utf-8"?>
-<w:document xmlns:wpc="http://schemas.microsoft.com/office/word/2010/wordprocessingCanvas" xmlns:cx="http://schemas.microsoft.com/office/drawing/2014/chartex" xmlns:cx1="http://schemas.microsoft.com/office/drawing/2015/9/8/chartex" xmlns:cx2="http://schemas.microsoft.com/office/drawing/2015/10/21/chartex" xmlns:cx3="http://schemas.microsoft.com/office/drawing/2016/5/9/chartex" xmlns:cx4="http://schemas.microsoft.com/office/drawing/2016/5/10/chartex" xmlns:cx5="http://schemas.microsoft.com/office/drawing/2016/5/11/chartex" xmlns:cx6="http://schemas.microsoft.com/office/drawing/2016/5/12/chartex" xmlns:cx7="http://schemas.microsoft.com/office/drawing/2016/5/13/chartex" xmlns:cx8="http://schemas.microsoft.com/office/drawing/2016/5/14/chartex" xmlns:mc="http://schemas.openxmlformats.org/markup-compatibility/2006" xmlns:m="http://schemas.openxmlformats.org/officeDocument/2006/math" xmlns:aink="http://schemas.microsoft.com/office/drawing/2016/ink" xmlns:am3d="http://schemas.microsoft.com/office/drawing/2017/model3d" xmlns:oel="http://schemas.microsoft.com/office/2019/extlst" xmlns:r="http://schemas.openxmlformats.org/officeDocument/2006/relationships" xmlns:wp14="http://schemas.microsoft.com/office/word/2010/wordprocessingDrawing" xmlns:wp="http://schemas.openxmlformats.org/drawingml/2006/wordprocessingDrawing" xmlns:wpg="http://schemas.microsoft.com/office/word/2010/wordprocessingGroup" xmlns:wpi="http://schemas.microsoft.com/office/word/2010/wordprocessingInk" xmlns:wps="http://schemas.microsoft.com/office/word/2010/wordprocessingShape" xmlns:o="urn:schemas-microsoft-com:office:office" xmlns:v="urn:schemas-microsoft-com:vml" xmlns:w10="urn:schemas-microsoft-com:office:word" xmlns:w="http://schemas.openxmlformats.org/wordprocessingml/2006/main" xmlns:w14="http://schemas.microsoft.com/office/word/2010/wordml" xmlns:w15="http://schemas.microsoft.com/office/word/2012/wordml" xmlns:w16cei="http://schemas.microsoft.com/office/word/2026/wordml/cei" xmlns:w16cex="http://schemas.microsoft.com/office/word/2018/wordml/cex" xmlns:w16cid="http://schemas.microsoft.com/office/word/2016/wordml/cid" xmlns:w16="http://schemas.microsoft.com/office/word/2018/wordml" xmlns:w16sdtdh="http://schemas.microsoft.com/office/word/2020/wordml/sdtdatahash" xmlns:w16sdtfl="http://schemas.microsoft.com/office/word/2024/wordml/sdtformatlock" xmlns:w16se="http://schemas.microsoft.com/office/word/2015/wordml/symex" xmlns:w16du="http://schemas.microsoft.com/office/word/2023/wordml/word16du" xmlns:wne="http://schemas.microsoft.com/office/word/2006/wordml" mc:Ignorable="w14 w15 w16se w16cid w16 w16cex w16sdtdh w16sdtfl w16du wp14">
+<w:document xmlns:wpc="http://schemas.microsoft.com/office/word/2010/wordprocessingCanvas" xmlns:cx="http://schemas.microsoft.com/office/drawing/2014/chartex" xmlns:cx1="http://schemas.microsoft.com/office/drawing/2015/9/8/chartex" xmlns:cx2="http://schemas.microsoft.com/office/drawing/2015/10/21/chartex" xmlns:cx3="http://schemas.microsoft.com/office/drawing/2016/5/9/chartex" xmlns:cx4="http://schemas.microsoft.com/office/drawing/2016/5/10/chartex" xmlns:cx5="http://schemas.microsoft.com/office/drawing/2016/5/11/chartex" xmlns:cx6="http://schemas.microsoft.com/office/drawing/2016/5/12/chartex" xmlns:cx7="http://schemas.microsoft.com/office/drawing/2016/5/13/chartex" xmlns:cx8="http://schemas.microsoft.com/office/drawing/2016/5/14/chartex" xmlns:mc="http://schemas.openxmlformats.org/markup-compatibility/2006" xmlns:m="http://schemas.openxmlformats.org/officeDocument/2006/math" xmlns:aink="http://schemas.microsoft.com/office/drawing/2016/ink" xmlns:am3d="http://schemas.microsoft.com/office/drawing/2017/model3d" xmlns:oel="http://schemas.microsoft.com/office/2019/extlst" xmlns:r="http://schemas.openxmlformats.org/officeDocument/2006/relationships" xmlns:wp14="http://schemas.microsoft.com/office/word/2010/wordprocessingDrawing" xmlns:wp="http://schemas.openxmlformats.org/drawingml/2006/wordprocessingDrawing" xmlns:wpg="http://schemas.microsoft.com/office/word/2010/wordprocessingGroup" xmlns:wpi="http://schemas.microsoft.com/office/word/2010/wordprocessingInk" xmlns:wps="http://schemas.microsoft.com/office/word/2010/wordprocessingShape" xmlns:o="urn:schemas-microsoft-com:office:office" xmlns:v="urn:schemas-microsoft-com:vml" xmlns:w10="urn:schemas-microsoft-com:office:word" xmlns:w="http://schemas.openxmlformats.org/wordprocessingml/2006/main" xmlns:w14="http://schemas.microsoft.com/office/word/2010/wordml" xmlns:w15="http://schemas.microsoft.com/office/word/2012/wordml" xmlns:w16cex="http://schemas.microsoft.com/office/word/2018/wordml/cex" xmlns:w16cid="http://schemas.microsoft.com/office/word/2016/wordml/cid" xmlns:w16="http://schemas.microsoft.com/office/word/2018/wordml" xmlns:w16sdtdh="http://schemas.microsoft.com/office/word/2020/wordml/sdtdatahash" xmlns:w16sdtfl="http://schemas.microsoft.com/office/word/2024/wordml/sdtformatlock" xmlns:w16se="http://schemas.microsoft.com/office/word/2015/wordml/symex" xmlns:w16du="http://schemas.microsoft.com/office/word/2023/wordml/word16du" xmlns:wne="http://schemas.microsoft.com/office/word/2006/wordml" mc:Ignorable="w14 w15 w16se w16cid w16 w16cex w16sdtdh w16sdtfl w16du wp14">
   <w:body>
     <w:p>
       <w:pPr>
@@ -45,7 +45,7 @@
         <w:spacing w:line="276" w:lineRule="auto"/>
         <w:jc w:val="center"/>
         <w:rPr>
-          <w:rFonts w:ascii="TH SarabunPSK" w:hAnsi="TH SarabunPSK" w:cs="TH SarabunPSK" w:hint="cs"/>
+          <w:rFonts w:ascii="TH SarabunPSK" w:hAnsi="TH SarabunPSK" w:cs="TH SarabunPSK"/>
           <w:b/>
           <w:bCs/>
           <w:sz w:val="36"/>
@@ -784,7 +784,7 @@
         <w:spacing w:line="276" w:lineRule="auto"/>
         <w:jc w:val="thaiDistribute"/>
         <w:rPr>
-          <w:rFonts w:ascii="TH SarabunPSK" w:hAnsi="TH SarabunPSK" w:cs="TH SarabunPSK" w:hint="cs"/>
+          <w:rFonts w:ascii="TH SarabunPSK" w:hAnsi="TH SarabunPSK" w:cs="TH SarabunPSK"/>
           <w:sz w:val="32"/>
           <w:szCs w:val="32"/>
         </w:rPr>
@@ -1335,7 +1335,7 @@
         <w:pStyle w:val="NormalWeb"/>
         <w:jc w:val="thaiDistribute"/>
         <w:rPr>
-          <w:rFonts w:ascii="TH SarabunPSK" w:hAnsi="TH SarabunPSK" w:cs="TH SarabunPSK" w:hint="cs"/>
+          <w:rFonts w:ascii="TH SarabunPSK" w:hAnsi="TH SarabunPSK" w:cs="TH SarabunPSK"/>
           <w:sz w:val="32"/>
           <w:szCs w:val="32"/>
         </w:rPr>
@@ -1805,82 +1805,6 @@
           <w:szCs w:val="32"/>
           <w:cs/>
         </w:rPr>
-        <w:t>ระบบสืบค้นและเปรียบเทียบประสิทธิภาพ :</w:t>
-      </w:r>
-      <w:r>
-        <w:rPr>
-          <w:rFonts w:ascii="TH SarabunPSK" w:hAnsi="TH SarabunPSK" w:cs="TH SarabunPSK" w:hint="cs"/>
-          <w:sz w:val="32"/>
-          <w:szCs w:val="32"/>
-        </w:rPr>
-        <w:t xml:space="preserve"> </w:t>
-      </w:r>
-      <w:r>
-        <w:rPr>
-          <w:rFonts w:ascii="TH SarabunPSK" w:hAnsi="TH SarabunPSK" w:cs="TH SarabunPSK" w:hint="cs"/>
-          <w:sz w:val="32"/>
-          <w:szCs w:val="32"/>
-          <w:cs/>
-        </w:rPr>
-        <w:t xml:space="preserve">สืบค้นข้อมูลผ่าน </w:t>
-      </w:r>
-      <w:r>
-        <w:rPr>
-          <w:rFonts w:ascii="TH SarabunPSK" w:hAnsi="TH SarabunPSK" w:cs="TH SarabunPSK" w:hint="cs"/>
-          <w:sz w:val="32"/>
-          <w:szCs w:val="32"/>
-        </w:rPr>
-        <w:t xml:space="preserve">Amazon Athena </w:t>
-      </w:r>
-      <w:r>
-        <w:rPr>
-          <w:rFonts w:ascii="TH SarabunPSK" w:hAnsi="TH SarabunPSK" w:cs="TH SarabunPSK" w:hint="cs"/>
-          <w:sz w:val="32"/>
-          <w:szCs w:val="32"/>
-          <w:cs/>
-        </w:rPr>
-        <w:t xml:space="preserve">และ </w:t>
-      </w:r>
-      <w:r>
-        <w:rPr>
-          <w:rFonts w:ascii="TH SarabunPSK" w:hAnsi="TH SarabunPSK" w:cs="TH SarabunPSK" w:hint="cs"/>
-          <w:sz w:val="32"/>
-          <w:szCs w:val="32"/>
-        </w:rPr>
-        <w:t xml:space="preserve">Amazon Redshift </w:t>
-      </w:r>
-      <w:r>
-        <w:rPr>
-          <w:rFonts w:ascii="TH SarabunPSK" w:hAnsi="TH SarabunPSK" w:cs="TH SarabunPSK" w:hint="cs"/>
-          <w:sz w:val="32"/>
-          <w:szCs w:val="32"/>
-          <w:cs/>
-        </w:rPr>
-        <w:t>เพื่อเปรียบเทียบผลลัพธ์ทั้งด้านประสิทธิภาพและรูปแบบค่าใช้จ่าย</w:t>
-      </w:r>
-    </w:p>
-    <w:p>
-      <w:pPr>
-        <w:pStyle w:val="NormalWeb"/>
-        <w:numPr>
-          <w:ilvl w:val="0"/>
-          <w:numId w:val="7"/>
-        </w:numPr>
-        <w:jc w:val="thaiDistribute"/>
-        <w:rPr>
-          <w:rFonts w:ascii="TH SarabunPSK" w:hAnsi="TH SarabunPSK" w:cs="TH SarabunPSK"/>
-          <w:sz w:val="32"/>
-          <w:szCs w:val="32"/>
-        </w:rPr>
-      </w:pPr>
-      <w:r>
-        <w:rPr>
-          <w:rStyle w:val="Strong"/>
-          <w:rFonts w:ascii="TH SarabunPSK" w:hAnsi="TH SarabunPSK" w:cs="TH SarabunPSK" w:hint="cs"/>
-          <w:sz w:val="32"/>
-          <w:szCs w:val="32"/>
-          <w:cs/>
-        </w:rPr>
         <w:t>ระบบแสดงผลการวิเคราะห์ :</w:t>
       </w:r>
       <w:r>
@@ -1949,7 +1873,7 @@
         <w:pStyle w:val="NormalWeb"/>
         <w:jc w:val="thaiDistribute"/>
         <w:rPr>
-          <w:rFonts w:ascii="TH SarabunPSK" w:hAnsi="TH SarabunPSK" w:cs="TH SarabunPSK" w:hint="cs"/>
+          <w:rFonts w:ascii="TH SarabunPSK" w:hAnsi="TH SarabunPSK" w:cs="TH SarabunPSK"/>
           <w:sz w:val="32"/>
           <w:szCs w:val="32"/>
         </w:rPr>
@@ -2032,9 +1956,9 @@
         <w:tblLook w:val="04A0" w:firstRow="1" w:lastRow="0" w:firstColumn="1" w:lastColumn="0" w:noHBand="0" w:noVBand="1"/>
       </w:tblPr>
       <w:tblGrid>
-        <w:gridCol w:w="2035"/>
-        <w:gridCol w:w="4217"/>
-        <w:gridCol w:w="3098"/>
+        <w:gridCol w:w="2022"/>
+        <w:gridCol w:w="4344"/>
+        <w:gridCol w:w="2984"/>
       </w:tblGrid>
       <w:tr>
         <w:trPr>
@@ -2804,6 +2728,15 @@
               </w:rPr>
               <w:t xml:space="preserve">ra3.large </w:t>
             </w:r>
+            <w:r>
+              <w:rPr>
+                <w:rFonts w:ascii="TH SarabunPSK" w:eastAsia="Times New Roman" w:hAnsi="TH SarabunPSK" w:cs="TH SarabunPSK" w:hint="cs"/>
+                <w:sz w:val="32"/>
+                <w:szCs w:val="32"/>
+                <w:cs/>
+              </w:rPr>
+              <w:t>และคล</w:t>
+            </w:r>
             <w:proofErr w:type="spellStart"/>
             <w:r>
               <w:rPr>
@@ -2812,7 +2745,7 @@
                 <w:szCs w:val="32"/>
                 <w:cs/>
               </w:rPr>
-              <w:t>และคลัสเตอร์</w:t>
+              <w:t>ัสเต</w:t>
             </w:r>
             <w:proofErr w:type="spellEnd"/>
             <w:r>
@@ -2822,7 +2755,7 @@
                 <w:szCs w:val="32"/>
                 <w:cs/>
               </w:rPr>
-              <w:t xml:space="preserve">ขนาดสูงสุด </w:t>
+              <w:t xml:space="preserve">อร์ขนาดสูงสุด </w:t>
             </w:r>
             <w:r>
               <w:rPr>
@@ -2852,14 +2785,7 @@
               </w:rPr>
             </w:pPr>
             <w:r>
-              <w:rPr>
-                <w:rFonts w:ascii="TH SarabunPSK" w:eastAsia="Times New Roman" w:hAnsi="TH SarabunPSK" w:cs="TH SarabunPSK" w:hint="cs"/>
-                <w:b/>
-                <w:bCs/>
-                <w:sz w:val="32"/>
-                <w:szCs w:val="32"/>
-              </w:rPr>
-              <w:t>Amazon Athena</w:t>
+              <w:t>Amazon VPC</w:t>
             </w:r>
           </w:p>
         </w:tc>
@@ -2878,54 +2804,54 @@
             </w:pPr>
             <w:r>
               <w:rPr>
-                <w:rFonts w:ascii="TH SarabunPSK" w:eastAsia="Times New Roman" w:hAnsi="TH SarabunPSK" w:cs="TH SarabunPSK" w:hint="cs"/>
-                <w:sz w:val="32"/>
-                <w:szCs w:val="32"/>
                 <w:cs/>
               </w:rPr>
-              <w:t xml:space="preserve">สืบค้นข้อมูลใน </w:t>
-            </w:r>
-            <w:r>
-              <w:rPr>
-                <w:rFonts w:ascii="TH SarabunPSK" w:eastAsia="Times New Roman" w:hAnsi="TH SarabunPSK" w:cs="TH SarabunPSK" w:hint="cs"/>
-                <w:sz w:val="32"/>
-                <w:szCs w:val="32"/>
-              </w:rPr>
-              <w:t xml:space="preserve">S3 </w:t>
-            </w:r>
-            <w:r>
-              <w:rPr>
-                <w:rFonts w:ascii="TH SarabunPSK" w:eastAsia="Times New Roman" w:hAnsi="TH SarabunPSK" w:cs="TH SarabunPSK" w:hint="cs"/>
-                <w:sz w:val="32"/>
-                <w:szCs w:val="32"/>
+              <w:t xml:space="preserve">สร้างเครือข่ายส่วนตัวแยก </w:t>
+            </w:r>
+            <w:r>
+              <w:t xml:space="preserve">Private Subnet </w:t>
+            </w:r>
+            <w:r>
+              <w:rPr>
                 <w:cs/>
               </w:rPr>
-              <w:t xml:space="preserve">โดยตรงแบบ </w:t>
-            </w:r>
-            <w:r>
-              <w:rPr>
-                <w:rFonts w:ascii="TH SarabunPSK" w:eastAsia="Times New Roman" w:hAnsi="TH SarabunPSK" w:cs="TH SarabunPSK" w:hint="cs"/>
-                <w:sz w:val="32"/>
-                <w:szCs w:val="32"/>
-              </w:rPr>
-              <w:t xml:space="preserve">Serverless </w:t>
-            </w:r>
-            <w:r>
-              <w:rPr>
-                <w:rFonts w:ascii="TH SarabunPSK" w:eastAsia="Times New Roman" w:hAnsi="TH SarabunPSK" w:cs="TH SarabunPSK" w:hint="cs"/>
-                <w:sz w:val="32"/>
-                <w:szCs w:val="32"/>
+              <w:t xml:space="preserve">วาง </w:t>
+            </w:r>
+            <w:r>
+              <w:t xml:space="preserve">Redshift </w:t>
+            </w:r>
+            <w:r>
+              <w:rPr>
                 <w:cs/>
               </w:rPr>
-              <w:t xml:space="preserve">เพื่อเปรียบเทียบกับ </w:t>
-            </w:r>
-            <w:r>
-              <w:rPr>
-                <w:rFonts w:ascii="TH SarabunPSK" w:eastAsia="Times New Roman" w:hAnsi="TH SarabunPSK" w:cs="TH SarabunPSK" w:hint="cs"/>
-                <w:sz w:val="32"/>
-                <w:szCs w:val="32"/>
-              </w:rPr>
-              <w:t>Redshift</w:t>
+              <w:t xml:space="preserve">และ </w:t>
+            </w:r>
+            <w:r>
+              <w:t xml:space="preserve">Public Subnet </w:t>
+            </w:r>
+            <w:r>
+              <w:rPr>
+                <w:cs/>
+              </w:rPr>
+              <w:t xml:space="preserve">วาง </w:t>
+            </w:r>
+            <w:r>
+              <w:t xml:space="preserve">EC2 Dashboard </w:t>
+            </w:r>
+            <w:r>
+              <w:rPr>
+                <w:cs/>
+              </w:rPr>
+              <w:t xml:space="preserve">พร้อม </w:t>
+            </w:r>
+            <w:r>
+              <w:t xml:space="preserve">Security Group </w:t>
+            </w:r>
+            <w:r>
+              <w:rPr>
+                <w:cs/>
+              </w:rPr>
+              <w:t>ควบคุมการเข้าถึง</w:t>
             </w:r>
           </w:p>
         </w:tc>
@@ -3850,7 +3776,7 @@
       <w:pPr>
         <w:pStyle w:val="NormalWeb"/>
         <w:rPr>
-          <w:rFonts w:ascii="TH SarabunPSK" w:hAnsi="TH SarabunPSK" w:cs="TH SarabunPSK" w:hint="cs"/>
+          <w:rFonts w:ascii="TH SarabunPSK" w:hAnsi="TH SarabunPSK" w:cs="TH SarabunPSK"/>
           <w:sz w:val="32"/>
           <w:szCs w:val="32"/>
         </w:rPr>
@@ -3872,7 +3798,6 @@
           <w:szCs w:val="32"/>
           <w:cs/>
         </w:rPr>
-        <w:lastRenderedPageBreak/>
         <w:t xml:space="preserve">สำหรับเทคโนโลยีอื่นนอกเหนือจากบริการของ </w:t>
       </w:r>
       <w:r>
@@ -4058,7 +3983,7 @@
         </w:numPr>
         <w:jc w:val="thaiDistribute"/>
         <w:rPr>
-          <w:rFonts w:ascii="TH SarabunPSK" w:hAnsi="TH SarabunPSK" w:cs="TH SarabunPSK" w:hint="cs"/>
+          <w:rFonts w:ascii="TH SarabunPSK" w:hAnsi="TH SarabunPSK" w:cs="TH SarabunPSK"/>
           <w:sz w:val="32"/>
           <w:szCs w:val="32"/>
         </w:rPr>
@@ -4098,19 +4023,8 @@
           <w:szCs w:val="32"/>
           <w:cs/>
         </w:rPr>
-        <w:t>ของ</w:t>
-      </w:r>
-      <w:proofErr w:type="spellStart"/>
-      <w:r>
-        <w:rPr>
-          <w:rFonts w:ascii="TH SarabunPSK" w:hAnsi="TH SarabunPSK" w:cs="TH SarabunPSK" w:hint="cs"/>
-          <w:sz w:val="32"/>
-          <w:szCs w:val="32"/>
-          <w:cs/>
-        </w:rPr>
-        <w:t>ซอร์สโค้ด</w:t>
-      </w:r>
-      <w:proofErr w:type="spellEnd"/>
+        <w:t>ของซอร์สโค้ด</w:t>
+      </w:r>
     </w:p>
     <w:p>
       <w:pPr>
@@ -4413,6 +4327,15 @@
         </w:rPr>
         <w:t xml:space="preserve">ra3.large </w:t>
       </w:r>
+      <w:r>
+        <w:rPr>
+          <w:rFonts w:ascii="TH SarabunPSK" w:hAnsi="TH SarabunPSK" w:cs="TH SarabunPSK" w:hint="cs"/>
+          <w:sz w:val="32"/>
+          <w:szCs w:val="32"/>
+          <w:cs/>
+        </w:rPr>
+        <w:t>และคล</w:t>
+      </w:r>
       <w:proofErr w:type="spellStart"/>
       <w:r>
         <w:rPr>
@@ -4421,7 +4344,7 @@
           <w:szCs w:val="32"/>
           <w:cs/>
         </w:rPr>
-        <w:t>และคลัสเตอร์</w:t>
+        <w:t>ัสเต</w:t>
       </w:r>
       <w:proofErr w:type="spellEnd"/>
       <w:r>
@@ -4431,7 +4354,7 @@
           <w:szCs w:val="32"/>
           <w:cs/>
         </w:rPr>
-        <w:t xml:space="preserve">ขนาดสูงสุด </w:t>
+        <w:t xml:space="preserve">อร์ขนาดสูงสุด </w:t>
       </w:r>
       <w:r>
         <w:rPr>
@@ -4800,8 +4723,8 @@
       <w:pPr>
         <w:pStyle w:val="NormalWeb"/>
         <w:numPr>
-          <w:ilvl w:val="1"/>
-          <w:numId w:val="12"/>
+          <w:ilvl w:val="0"/>
+          <w:numId w:val="6"/>
         </w:numPr>
         <w:jc w:val="thaiDistribute"/>
         <w:rPr>
@@ -4812,92 +4735,308 @@
       </w:pPr>
       <w:r>
         <w:rPr>
-          <w:rFonts w:ascii="TH SarabunPSK" w:hAnsi="TH SarabunPSK" w:cs="TH SarabunPSK" w:hint="cs"/>
-          <w:sz w:val="32"/>
-          <w:szCs w:val="32"/>
-          <w:cs/>
-        </w:rPr>
-        <w:t xml:space="preserve">ชุดข้อมูลมีขนาดประมาณ </w:t>
-      </w:r>
-      <w:r>
-        <w:rPr>
-          <w:rFonts w:ascii="TH SarabunPSK" w:hAnsi="TH SarabunPSK" w:cs="TH SarabunPSK" w:hint="cs"/>
-          <w:sz w:val="32"/>
-          <w:szCs w:val="32"/>
-        </w:rPr>
-        <w:t xml:space="preserve">100,000 </w:t>
-      </w:r>
-      <w:r>
-        <w:rPr>
-          <w:rFonts w:ascii="TH SarabunPSK" w:hAnsi="TH SarabunPSK" w:cs="TH SarabunPSK" w:hint="cs"/>
-          <w:sz w:val="32"/>
-          <w:szCs w:val="32"/>
-          <w:cs/>
-        </w:rPr>
-        <w:t>รายการ</w:t>
-      </w:r>
-      <w:r>
-        <w:rPr>
-          <w:rFonts w:ascii="TH SarabunPSK" w:hAnsi="TH SarabunPSK" w:cs="TH SarabunPSK" w:hint="cs"/>
-          <w:sz w:val="32"/>
-          <w:szCs w:val="32"/>
-        </w:rPr>
-        <w:t xml:space="preserve"> </w:t>
-      </w:r>
-      <w:r>
-        <w:rPr>
-          <w:rFonts w:ascii="TH SarabunPSK" w:hAnsi="TH SarabunPSK" w:cs="TH SarabunPSK" w:hint="cs"/>
-          <w:sz w:val="32"/>
-          <w:szCs w:val="32"/>
-          <w:cs/>
-        </w:rPr>
-        <w:t>ซึ่งเป็นขนาดที่ไม่ใหญ่มาก ผลการเปรียบเทียบด้านความเร็วในการสืบค้นระหว่าง</w:t>
-      </w:r>
-      <w:r>
-        <w:rPr>
-          <w:rFonts w:ascii="TH SarabunPSK" w:hAnsi="TH SarabunPSK" w:cs="TH SarabunPSK" w:hint="cs"/>
-          <w:sz w:val="32"/>
-          <w:szCs w:val="32"/>
-        </w:rPr>
-        <w:t xml:space="preserve"> Athena </w:t>
-      </w:r>
-      <w:r>
-        <w:rPr>
-          <w:rFonts w:ascii="TH SarabunPSK" w:hAnsi="TH SarabunPSK" w:cs="TH SarabunPSK" w:hint="cs"/>
-          <w:sz w:val="32"/>
-          <w:szCs w:val="32"/>
-          <w:cs/>
-        </w:rPr>
-        <w:t xml:space="preserve">และ </w:t>
-      </w:r>
-      <w:r>
-        <w:rPr>
-          <w:rFonts w:ascii="TH SarabunPSK" w:hAnsi="TH SarabunPSK" w:cs="TH SarabunPSK" w:hint="cs"/>
-          <w:sz w:val="32"/>
-          <w:szCs w:val="32"/>
-        </w:rPr>
-        <w:t xml:space="preserve">Redshift </w:t>
-      </w:r>
-      <w:r>
-        <w:rPr>
-          <w:rFonts w:ascii="TH SarabunPSK" w:hAnsi="TH SarabunPSK" w:cs="TH SarabunPSK" w:hint="cs"/>
-          <w:sz w:val="32"/>
-          <w:szCs w:val="32"/>
-          <w:cs/>
-        </w:rPr>
-        <w:t>จึงอาจไม่แตกต่างกันอย่างมีนัยสำคัญ</w:t>
+          <w:rFonts w:ascii="TH SarabunPSK" w:hAnsi="TH SarabunPSK" w:cs="TH SarabunPSK"/>
+          <w:b/>
+          <w:bCs/>
+          <w:sz w:val="32"/>
+          <w:szCs w:val="32"/>
+          <w:cs/>
+        </w:rPr>
+        <w:lastRenderedPageBreak/>
+        <w:t>ความต้องการด้านความปลอดภัย</w:t>
       </w:r>
     </w:p>
     <w:p>
       <w:pPr>
         <w:pStyle w:val="NormalWeb"/>
+        <w:numPr>
+          <w:ilvl w:val="1"/>
+          <w:numId w:val="14"/>
+        </w:numPr>
         <w:jc w:val="thaiDistribute"/>
         <w:rPr>
-          <w:rFonts w:ascii="TH SarabunPSK" w:hAnsi="TH SarabunPSK" w:cs="TH SarabunPSK" w:hint="cs"/>
-          <w:sz w:val="32"/>
-          <w:szCs w:val="32"/>
-        </w:rPr>
-      </w:pPr>
+          <w:rFonts w:ascii="TH SarabunPSK" w:hAnsi="TH SarabunPSK" w:cs="TH SarabunPSK"/>
+          <w:sz w:val="32"/>
+          <w:szCs w:val="32"/>
+        </w:rPr>
+      </w:pPr>
+      <w:r>
+        <w:rPr>
+          <w:rFonts w:ascii="TH SarabunPSK" w:hAnsi="TH SarabunPSK" w:cs="TH SarabunPSK" w:hint="cs"/>
+          <w:sz w:val="32"/>
+          <w:szCs w:val="32"/>
+          <w:cs/>
+        </w:rPr>
+        <w:t xml:space="preserve">เข้ารหัสข้อมูลที่จัดเก็บบน </w:t>
+      </w:r>
+      <w:r>
+        <w:rPr>
+          <w:rFonts w:ascii="TH SarabunPSK" w:hAnsi="TH SarabunPSK" w:cs="TH SarabunPSK" w:hint="cs"/>
+          <w:sz w:val="32"/>
+          <w:szCs w:val="32"/>
+        </w:rPr>
+        <w:t xml:space="preserve">Amazon S3 </w:t>
+      </w:r>
+      <w:r>
+        <w:rPr>
+          <w:rFonts w:ascii="TH SarabunPSK" w:hAnsi="TH SarabunPSK" w:cs="TH SarabunPSK" w:hint="cs"/>
+          <w:sz w:val="32"/>
+          <w:szCs w:val="32"/>
+          <w:cs/>
+        </w:rPr>
+        <w:t>ด้วยการเข้ารหัสฝั่ง</w:t>
+      </w:r>
+      <w:proofErr w:type="spellStart"/>
+      <w:r>
+        <w:rPr>
+          <w:rFonts w:ascii="TH SarabunPSK" w:hAnsi="TH SarabunPSK" w:cs="TH SarabunPSK" w:hint="cs"/>
+          <w:sz w:val="32"/>
+          <w:szCs w:val="32"/>
+          <w:cs/>
+        </w:rPr>
+        <w:t>เซิร์ฟเวอร์</w:t>
+      </w:r>
+      <w:proofErr w:type="spellEnd"/>
+      <w:r>
+        <w:rPr>
+          <w:rFonts w:ascii="TH SarabunPSK" w:hAnsi="TH SarabunPSK" w:cs="TH SarabunPSK" w:hint="cs"/>
+          <w:sz w:val="32"/>
+          <w:szCs w:val="32"/>
+          <w:cs/>
+        </w:rPr>
+        <w:t xml:space="preserve"> (</w:t>
+      </w:r>
+      <w:r>
+        <w:rPr>
+          <w:rFonts w:ascii="TH SarabunPSK" w:hAnsi="TH SarabunPSK" w:cs="TH SarabunPSK" w:hint="cs"/>
+          <w:sz w:val="32"/>
+          <w:szCs w:val="32"/>
+        </w:rPr>
+        <w:t>Server-Side Encryption)</w:t>
+      </w:r>
+    </w:p>
+    <w:p>
+      <w:pPr>
+        <w:pStyle w:val="NormalWeb"/>
+        <w:numPr>
+          <w:ilvl w:val="1"/>
+          <w:numId w:val="14"/>
+        </w:numPr>
+        <w:jc w:val="thaiDistribute"/>
+        <w:rPr>
+          <w:rFonts w:ascii="TH SarabunPSK" w:hAnsi="TH SarabunPSK" w:cs="TH SarabunPSK"/>
+          <w:sz w:val="32"/>
+          <w:szCs w:val="32"/>
+        </w:rPr>
+      </w:pPr>
+      <w:r>
+        <w:rPr>
+          <w:rFonts w:ascii="TH SarabunPSK" w:hAnsi="TH SarabunPSK" w:cs="TH SarabunPSK" w:hint="cs"/>
+          <w:sz w:val="32"/>
+          <w:szCs w:val="32"/>
+          <w:cs/>
+        </w:rPr>
+        <w:t xml:space="preserve">กำหนด </w:t>
+      </w:r>
+      <w:r>
+        <w:rPr>
+          <w:rFonts w:ascii="TH SarabunPSK" w:hAnsi="TH SarabunPSK" w:cs="TH SarabunPSK" w:hint="cs"/>
+          <w:sz w:val="32"/>
+          <w:szCs w:val="32"/>
+        </w:rPr>
+        <w:t xml:space="preserve">Security Group </w:t>
+      </w:r>
+      <w:r>
+        <w:rPr>
+          <w:rFonts w:ascii="TH SarabunPSK" w:hAnsi="TH SarabunPSK" w:cs="TH SarabunPSK" w:hint="cs"/>
+          <w:sz w:val="32"/>
+          <w:szCs w:val="32"/>
+          <w:cs/>
+        </w:rPr>
+        <w:t xml:space="preserve">ของ </w:t>
+      </w:r>
+      <w:r>
+        <w:rPr>
+          <w:rFonts w:ascii="TH SarabunPSK" w:hAnsi="TH SarabunPSK" w:cs="TH SarabunPSK" w:hint="cs"/>
+          <w:sz w:val="32"/>
+          <w:szCs w:val="32"/>
+        </w:rPr>
+        <w:t xml:space="preserve">Amazon Redshift </w:t>
+      </w:r>
+      <w:r>
+        <w:rPr>
+          <w:rFonts w:ascii="TH SarabunPSK" w:hAnsi="TH SarabunPSK" w:cs="TH SarabunPSK" w:hint="cs"/>
+          <w:sz w:val="32"/>
+          <w:szCs w:val="32"/>
+          <w:cs/>
+        </w:rPr>
+        <w:t xml:space="preserve">และ </w:t>
+      </w:r>
+      <w:r>
+        <w:rPr>
+          <w:rFonts w:ascii="TH SarabunPSK" w:hAnsi="TH SarabunPSK" w:cs="TH SarabunPSK" w:hint="cs"/>
+          <w:sz w:val="32"/>
+          <w:szCs w:val="32"/>
+        </w:rPr>
+        <w:t xml:space="preserve">Amazon EC2 </w:t>
+      </w:r>
+      <w:r>
+        <w:rPr>
+          <w:rFonts w:ascii="TH SarabunPSK" w:hAnsi="TH SarabunPSK" w:cs="TH SarabunPSK" w:hint="cs"/>
+          <w:sz w:val="32"/>
+          <w:szCs w:val="32"/>
+          <w:cs/>
+        </w:rPr>
+        <w:t>ให้อนุญาตการเข้าถึงเฉพาะแหล่งที่จำเป็นเท่านั้น</w:t>
+      </w:r>
+    </w:p>
+    <w:p>
+      <w:pPr>
+        <w:pStyle w:val="NormalWeb"/>
+        <w:numPr>
+          <w:ilvl w:val="1"/>
+          <w:numId w:val="14"/>
+        </w:numPr>
+        <w:jc w:val="thaiDistribute"/>
+        <w:rPr>
+          <w:rFonts w:ascii="TH SarabunPSK" w:hAnsi="TH SarabunPSK" w:cs="TH SarabunPSK"/>
+          <w:sz w:val="32"/>
+          <w:szCs w:val="32"/>
+        </w:rPr>
+      </w:pPr>
+      <w:r>
+        <w:rPr>
+          <w:rFonts w:ascii="TH SarabunPSK" w:hAnsi="TH SarabunPSK" w:cs="TH SarabunPSK" w:hint="cs"/>
+          <w:sz w:val="32"/>
+          <w:szCs w:val="32"/>
+          <w:cs/>
+        </w:rPr>
+        <w:t xml:space="preserve">กำหนดสิทธิ์การเข้าถึงทรัพยากรระหว่างบริการผ่าน </w:t>
+      </w:r>
+      <w:r>
+        <w:rPr>
+          <w:rFonts w:ascii="TH SarabunPSK" w:hAnsi="TH SarabunPSK" w:cs="TH SarabunPSK" w:hint="cs"/>
+          <w:sz w:val="32"/>
+          <w:szCs w:val="32"/>
+        </w:rPr>
+        <w:t xml:space="preserve">LabRole </w:t>
+      </w:r>
+      <w:r>
+        <w:rPr>
+          <w:rFonts w:ascii="TH SarabunPSK" w:hAnsi="TH SarabunPSK" w:cs="TH SarabunPSK" w:hint="cs"/>
+          <w:sz w:val="32"/>
+          <w:szCs w:val="32"/>
+          <w:cs/>
+        </w:rPr>
+        <w:t xml:space="preserve">ตามข้อจำกัดของสภาพแวดล้อม </w:t>
+      </w:r>
+      <w:r>
+        <w:rPr>
+          <w:rFonts w:ascii="TH SarabunPSK" w:hAnsi="TH SarabunPSK" w:cs="TH SarabunPSK" w:hint="cs"/>
+          <w:sz w:val="32"/>
+          <w:szCs w:val="32"/>
+        </w:rPr>
+        <w:t>Learner Lab</w:t>
+      </w:r>
+    </w:p>
+    <w:p>
+      <w:pPr>
+        <w:pStyle w:val="NormalWeb"/>
+        <w:numPr>
+          <w:ilvl w:val="1"/>
+          <w:numId w:val="14"/>
+        </w:numPr>
+        <w:jc w:val="thaiDistribute"/>
+        <w:rPr>
+          <w:rFonts w:ascii="TH SarabunPSK" w:hAnsi="TH SarabunPSK" w:cs="TH SarabunPSK"/>
+          <w:sz w:val="32"/>
+          <w:szCs w:val="32"/>
+        </w:rPr>
+      </w:pPr>
+      <w:r>
+        <w:rPr>
+          <w:rFonts w:ascii="TH SarabunPSK" w:hAnsi="TH SarabunPSK" w:cs="TH SarabunPSK" w:hint="cs"/>
+          <w:sz w:val="32"/>
+          <w:szCs w:val="32"/>
+          <w:cs/>
+        </w:rPr>
+        <w:t xml:space="preserve">บันทึกการเรียกใช้ </w:t>
+      </w:r>
+      <w:r>
+        <w:rPr>
+          <w:rFonts w:ascii="TH SarabunPSK" w:hAnsi="TH SarabunPSK" w:cs="TH SarabunPSK" w:hint="cs"/>
+          <w:sz w:val="32"/>
+          <w:szCs w:val="32"/>
+        </w:rPr>
+        <w:t xml:space="preserve">AWS API </w:t>
+      </w:r>
+      <w:r>
+        <w:rPr>
+          <w:rFonts w:ascii="TH SarabunPSK" w:hAnsi="TH SarabunPSK" w:cs="TH SarabunPSK" w:hint="cs"/>
+          <w:sz w:val="32"/>
+          <w:szCs w:val="32"/>
+          <w:cs/>
+        </w:rPr>
+        <w:t xml:space="preserve">ทั้งหมดผ่าน </w:t>
+      </w:r>
+      <w:r>
+        <w:rPr>
+          <w:rFonts w:ascii="TH SarabunPSK" w:hAnsi="TH SarabunPSK" w:cs="TH SarabunPSK" w:hint="cs"/>
+          <w:sz w:val="32"/>
+          <w:szCs w:val="32"/>
+        </w:rPr>
+        <w:t xml:space="preserve">AWS CloudTrail </w:t>
+      </w:r>
+      <w:r>
+        <w:rPr>
+          <w:rFonts w:ascii="TH SarabunPSK" w:hAnsi="TH SarabunPSK" w:cs="TH SarabunPSK" w:hint="cs"/>
+          <w:sz w:val="32"/>
+          <w:szCs w:val="32"/>
+          <w:cs/>
+        </w:rPr>
+        <w:t>เพื่อการตรวจสอบย้อนหลังหากเกิดเหตุการณ์ผิดปกติด้านความปลอดภัย</w:t>
+      </w:r>
+    </w:p>
+    <w:p>
+      <w:pPr>
+        <w:pStyle w:val="NormalWeb"/>
+        <w:numPr>
+          <w:ilvl w:val="1"/>
+          <w:numId w:val="14"/>
+        </w:numPr>
+        <w:jc w:val="thaiDistribute"/>
+        <w:rPr>
+          <w:rFonts w:ascii="TH SarabunPSK" w:hAnsi="TH SarabunPSK" w:cs="TH SarabunPSK"/>
+          <w:sz w:val="32"/>
+          <w:szCs w:val="32"/>
+        </w:rPr>
+      </w:pPr>
+      <w:r>
+        <w:rPr>
+          <w:rFonts w:ascii="TH SarabunPSK" w:hAnsi="TH SarabunPSK" w:cs="TH SarabunPSK" w:hint="cs"/>
+          <w:sz w:val="32"/>
+          <w:szCs w:val="32"/>
+          <w:cs/>
+        </w:rPr>
+        <w:t>ชุดข้อมูลต้นทางเป็นข้อมูลที่ผ่านการปกปิดตัวตนของลูกค้าและผู้ขายมาแล้วจากผู้เผยแพร่</w:t>
+      </w:r>
+      <w:r>
+        <w:rPr>
+          <w:rFonts w:ascii="TH SarabunPSK" w:hAnsi="TH SarabunPSK" w:cs="TH SarabunPSK" w:hint="cs"/>
+          <w:sz w:val="32"/>
+          <w:szCs w:val="32"/>
+        </w:rPr>
+        <w:t xml:space="preserve"> </w:t>
+      </w:r>
+      <w:r>
+        <w:rPr>
+          <w:rFonts w:ascii="TH SarabunPSK" w:hAnsi="TH SarabunPSK" w:cs="TH SarabunPSK" w:hint="cs"/>
+          <w:sz w:val="32"/>
+          <w:szCs w:val="32"/>
+          <w:cs/>
+        </w:rPr>
+        <w:t>จึงไม่มีข้อมูลส่วนบุคคลที่สามารถระบุตัวตนได้ในระบบ</w:t>
+      </w:r>
     </w:p>
     <w:p>
       <w:pPr>
@@ -4922,325 +5061,6 @@
           <w:szCs w:val="32"/>
           <w:cs/>
         </w:rPr>
-        <w:lastRenderedPageBreak/>
-        <w:t>ความต้องการด้านความปลอดภัย</w:t>
-      </w:r>
-    </w:p>
-    <w:p>
-      <w:pPr>
-        <w:pStyle w:val="NormalWeb"/>
-        <w:numPr>
-          <w:ilvl w:val="1"/>
-          <w:numId w:val="14"/>
-        </w:numPr>
-        <w:jc w:val="thaiDistribute"/>
-        <w:rPr>
-          <w:rFonts w:ascii="TH SarabunPSK" w:hAnsi="TH SarabunPSK" w:cs="TH SarabunPSK"/>
-          <w:sz w:val="32"/>
-          <w:szCs w:val="32"/>
-        </w:rPr>
-      </w:pPr>
-      <w:r>
-        <w:rPr>
-          <w:rFonts w:ascii="TH SarabunPSK" w:hAnsi="TH SarabunPSK" w:cs="TH SarabunPSK" w:hint="cs"/>
-          <w:sz w:val="32"/>
-          <w:szCs w:val="32"/>
-          <w:cs/>
-        </w:rPr>
-        <w:t xml:space="preserve">เข้ารหัสข้อมูลที่จัดเก็บบน </w:t>
-      </w:r>
-      <w:r>
-        <w:rPr>
-          <w:rFonts w:ascii="TH SarabunPSK" w:hAnsi="TH SarabunPSK" w:cs="TH SarabunPSK" w:hint="cs"/>
-          <w:sz w:val="32"/>
-          <w:szCs w:val="32"/>
-        </w:rPr>
-        <w:t xml:space="preserve">Amazon S3 </w:t>
-      </w:r>
-      <w:r>
-        <w:rPr>
-          <w:rFonts w:ascii="TH SarabunPSK" w:hAnsi="TH SarabunPSK" w:cs="TH SarabunPSK" w:hint="cs"/>
-          <w:sz w:val="32"/>
-          <w:szCs w:val="32"/>
-          <w:cs/>
-        </w:rPr>
-        <w:t>ด้วยการเข้ารหัสฝั่ง</w:t>
-      </w:r>
-      <w:proofErr w:type="spellStart"/>
-      <w:r>
-        <w:rPr>
-          <w:rFonts w:ascii="TH SarabunPSK" w:hAnsi="TH SarabunPSK" w:cs="TH SarabunPSK" w:hint="cs"/>
-          <w:sz w:val="32"/>
-          <w:szCs w:val="32"/>
-          <w:cs/>
-        </w:rPr>
-        <w:t>เซิร์ฟเวอร์</w:t>
-      </w:r>
-      <w:proofErr w:type="spellEnd"/>
-      <w:r>
-        <w:rPr>
-          <w:rFonts w:ascii="TH SarabunPSK" w:hAnsi="TH SarabunPSK" w:cs="TH SarabunPSK" w:hint="cs"/>
-          <w:sz w:val="32"/>
-          <w:szCs w:val="32"/>
-          <w:cs/>
-        </w:rPr>
-        <w:t xml:space="preserve"> (</w:t>
-      </w:r>
-      <w:r>
-        <w:rPr>
-          <w:rFonts w:ascii="TH SarabunPSK" w:hAnsi="TH SarabunPSK" w:cs="TH SarabunPSK" w:hint="cs"/>
-          <w:sz w:val="32"/>
-          <w:szCs w:val="32"/>
-        </w:rPr>
-        <w:t>Server-Side Encryption)</w:t>
-      </w:r>
-    </w:p>
-    <w:p>
-      <w:pPr>
-        <w:pStyle w:val="NormalWeb"/>
-        <w:numPr>
-          <w:ilvl w:val="1"/>
-          <w:numId w:val="14"/>
-        </w:numPr>
-        <w:jc w:val="thaiDistribute"/>
-        <w:rPr>
-          <w:rFonts w:ascii="TH SarabunPSK" w:hAnsi="TH SarabunPSK" w:cs="TH SarabunPSK"/>
-          <w:sz w:val="32"/>
-          <w:szCs w:val="32"/>
-        </w:rPr>
-      </w:pPr>
-      <w:r>
-        <w:rPr>
-          <w:rFonts w:ascii="TH SarabunPSK" w:hAnsi="TH SarabunPSK" w:cs="TH SarabunPSK" w:hint="cs"/>
-          <w:sz w:val="32"/>
-          <w:szCs w:val="32"/>
-          <w:cs/>
-        </w:rPr>
-        <w:t xml:space="preserve">กำหนด </w:t>
-      </w:r>
-      <w:r>
-        <w:rPr>
-          <w:rFonts w:ascii="TH SarabunPSK" w:hAnsi="TH SarabunPSK" w:cs="TH SarabunPSK" w:hint="cs"/>
-          <w:sz w:val="32"/>
-          <w:szCs w:val="32"/>
-        </w:rPr>
-        <w:t xml:space="preserve">Security Group </w:t>
-      </w:r>
-      <w:r>
-        <w:rPr>
-          <w:rFonts w:ascii="TH SarabunPSK" w:hAnsi="TH SarabunPSK" w:cs="TH SarabunPSK" w:hint="cs"/>
-          <w:sz w:val="32"/>
-          <w:szCs w:val="32"/>
-          <w:cs/>
-        </w:rPr>
-        <w:t xml:space="preserve">ของ </w:t>
-      </w:r>
-      <w:r>
-        <w:rPr>
-          <w:rFonts w:ascii="TH SarabunPSK" w:hAnsi="TH SarabunPSK" w:cs="TH SarabunPSK" w:hint="cs"/>
-          <w:sz w:val="32"/>
-          <w:szCs w:val="32"/>
-        </w:rPr>
-        <w:t xml:space="preserve">Amazon Redshift </w:t>
-      </w:r>
-      <w:r>
-        <w:rPr>
-          <w:rFonts w:ascii="TH SarabunPSK" w:hAnsi="TH SarabunPSK" w:cs="TH SarabunPSK" w:hint="cs"/>
-          <w:sz w:val="32"/>
-          <w:szCs w:val="32"/>
-          <w:cs/>
-        </w:rPr>
-        <w:t xml:space="preserve">และ </w:t>
-      </w:r>
-      <w:r>
-        <w:rPr>
-          <w:rFonts w:ascii="TH SarabunPSK" w:hAnsi="TH SarabunPSK" w:cs="TH SarabunPSK" w:hint="cs"/>
-          <w:sz w:val="32"/>
-          <w:szCs w:val="32"/>
-        </w:rPr>
-        <w:t xml:space="preserve">Amazon EC2 </w:t>
-      </w:r>
-      <w:r>
-        <w:rPr>
-          <w:rFonts w:ascii="TH SarabunPSK" w:hAnsi="TH SarabunPSK" w:cs="TH SarabunPSK" w:hint="cs"/>
-          <w:sz w:val="32"/>
-          <w:szCs w:val="32"/>
-          <w:cs/>
-        </w:rPr>
-        <w:t>ให้อนุญาตการเข้าถึงเฉพาะแหล่งที่จำเป็นเท่านั้น</w:t>
-      </w:r>
-    </w:p>
-    <w:p>
-      <w:pPr>
-        <w:pStyle w:val="NormalWeb"/>
-        <w:numPr>
-          <w:ilvl w:val="1"/>
-          <w:numId w:val="14"/>
-        </w:numPr>
-        <w:jc w:val="thaiDistribute"/>
-        <w:rPr>
-          <w:rFonts w:ascii="TH SarabunPSK" w:hAnsi="TH SarabunPSK" w:cs="TH SarabunPSK"/>
-          <w:sz w:val="32"/>
-          <w:szCs w:val="32"/>
-        </w:rPr>
-      </w:pPr>
-      <w:r>
-        <w:rPr>
-          <w:rFonts w:ascii="TH SarabunPSK" w:hAnsi="TH SarabunPSK" w:cs="TH SarabunPSK" w:hint="cs"/>
-          <w:sz w:val="32"/>
-          <w:szCs w:val="32"/>
-          <w:cs/>
-        </w:rPr>
-        <w:t xml:space="preserve">กำหนดสิทธิ์การเข้าถึงทรัพยากรระหว่างบริการผ่าน </w:t>
-      </w:r>
-      <w:r>
-        <w:rPr>
-          <w:rFonts w:ascii="TH SarabunPSK" w:hAnsi="TH SarabunPSK" w:cs="TH SarabunPSK" w:hint="cs"/>
-          <w:sz w:val="32"/>
-          <w:szCs w:val="32"/>
-        </w:rPr>
-        <w:t xml:space="preserve">LabRole </w:t>
-      </w:r>
-      <w:r>
-        <w:rPr>
-          <w:rFonts w:ascii="TH SarabunPSK" w:hAnsi="TH SarabunPSK" w:cs="TH SarabunPSK" w:hint="cs"/>
-          <w:sz w:val="32"/>
-          <w:szCs w:val="32"/>
-          <w:cs/>
-        </w:rPr>
-        <w:t xml:space="preserve">ตามข้อจำกัดของสภาพแวดล้อม </w:t>
-      </w:r>
-      <w:r>
-        <w:rPr>
-          <w:rFonts w:ascii="TH SarabunPSK" w:hAnsi="TH SarabunPSK" w:cs="TH SarabunPSK" w:hint="cs"/>
-          <w:sz w:val="32"/>
-          <w:szCs w:val="32"/>
-        </w:rPr>
-        <w:t>Learner Lab</w:t>
-      </w:r>
-    </w:p>
-    <w:p>
-      <w:pPr>
-        <w:pStyle w:val="NormalWeb"/>
-        <w:numPr>
-          <w:ilvl w:val="1"/>
-          <w:numId w:val="14"/>
-        </w:numPr>
-        <w:jc w:val="thaiDistribute"/>
-        <w:rPr>
-          <w:rFonts w:ascii="TH SarabunPSK" w:hAnsi="TH SarabunPSK" w:cs="TH SarabunPSK"/>
-          <w:sz w:val="32"/>
-          <w:szCs w:val="32"/>
-        </w:rPr>
-      </w:pPr>
-      <w:r>
-        <w:rPr>
-          <w:rFonts w:ascii="TH SarabunPSK" w:hAnsi="TH SarabunPSK" w:cs="TH SarabunPSK" w:hint="cs"/>
-          <w:sz w:val="32"/>
-          <w:szCs w:val="32"/>
-          <w:cs/>
-        </w:rPr>
-        <w:t xml:space="preserve">บันทึกการเรียกใช้ </w:t>
-      </w:r>
-      <w:r>
-        <w:rPr>
-          <w:rFonts w:ascii="TH SarabunPSK" w:hAnsi="TH SarabunPSK" w:cs="TH SarabunPSK" w:hint="cs"/>
-          <w:sz w:val="32"/>
-          <w:szCs w:val="32"/>
-        </w:rPr>
-        <w:t xml:space="preserve">AWS API </w:t>
-      </w:r>
-      <w:r>
-        <w:rPr>
-          <w:rFonts w:ascii="TH SarabunPSK" w:hAnsi="TH SarabunPSK" w:cs="TH SarabunPSK" w:hint="cs"/>
-          <w:sz w:val="32"/>
-          <w:szCs w:val="32"/>
-          <w:cs/>
-        </w:rPr>
-        <w:t xml:space="preserve">ทั้งหมดผ่าน </w:t>
-      </w:r>
-      <w:r>
-        <w:rPr>
-          <w:rFonts w:ascii="TH SarabunPSK" w:hAnsi="TH SarabunPSK" w:cs="TH SarabunPSK" w:hint="cs"/>
-          <w:sz w:val="32"/>
-          <w:szCs w:val="32"/>
-        </w:rPr>
-        <w:t xml:space="preserve">AWS CloudTrail </w:t>
-      </w:r>
-      <w:r>
-        <w:rPr>
-          <w:rFonts w:ascii="TH SarabunPSK" w:hAnsi="TH SarabunPSK" w:cs="TH SarabunPSK" w:hint="cs"/>
-          <w:sz w:val="32"/>
-          <w:szCs w:val="32"/>
-          <w:cs/>
-        </w:rPr>
-        <w:t>เพื่อการตรวจสอบย้อนหลังหากเกิดเหตุการณ์ผิดปกติด้านความปลอดภัย</w:t>
-      </w:r>
-    </w:p>
-    <w:p>
-      <w:pPr>
-        <w:pStyle w:val="NormalWeb"/>
-        <w:numPr>
-          <w:ilvl w:val="1"/>
-          <w:numId w:val="14"/>
-        </w:numPr>
-        <w:jc w:val="thaiDistribute"/>
-        <w:rPr>
-          <w:rFonts w:ascii="TH SarabunPSK" w:hAnsi="TH SarabunPSK" w:cs="TH SarabunPSK"/>
-          <w:sz w:val="32"/>
-          <w:szCs w:val="32"/>
-        </w:rPr>
-      </w:pPr>
-      <w:r>
-        <w:rPr>
-          <w:rFonts w:ascii="TH SarabunPSK" w:hAnsi="TH SarabunPSK" w:cs="TH SarabunPSK" w:hint="cs"/>
-          <w:sz w:val="32"/>
-          <w:szCs w:val="32"/>
-          <w:cs/>
-        </w:rPr>
-        <w:t>ชุดข้อมูลต้นทางเป็นข้อมูลที่ผ่านการปกปิดตัวตนของลูกค้าและผู้ขายมาแล้วจากผู้เผยแพร่</w:t>
-      </w:r>
-      <w:r>
-        <w:rPr>
-          <w:rFonts w:ascii="TH SarabunPSK" w:hAnsi="TH SarabunPSK" w:cs="TH SarabunPSK" w:hint="cs"/>
-          <w:sz w:val="32"/>
-          <w:szCs w:val="32"/>
-        </w:rPr>
-        <w:t xml:space="preserve"> </w:t>
-      </w:r>
-      <w:r>
-        <w:rPr>
-          <w:rFonts w:ascii="TH SarabunPSK" w:hAnsi="TH SarabunPSK" w:cs="TH SarabunPSK" w:hint="cs"/>
-          <w:sz w:val="32"/>
-          <w:szCs w:val="32"/>
-          <w:cs/>
-        </w:rPr>
-        <w:t>จึงไม่มีข้อมูลส่วนบุคคลที่สามารถระบุตัวตนได้ในระบบ</w:t>
-      </w:r>
-    </w:p>
-    <w:p>
-      <w:pPr>
-        <w:pStyle w:val="NormalWeb"/>
-        <w:numPr>
-          <w:ilvl w:val="0"/>
-          <w:numId w:val="6"/>
-        </w:numPr>
-        <w:jc w:val="thaiDistribute"/>
-        <w:rPr>
-          <w:rFonts w:ascii="TH SarabunPSK" w:hAnsi="TH SarabunPSK" w:cs="TH SarabunPSK"/>
-          <w:sz w:val="32"/>
-          <w:szCs w:val="32"/>
-        </w:rPr>
-      </w:pPr>
-      <w:r>
-        <w:rPr>
-          <w:rFonts w:ascii="TH SarabunPSK" w:hAnsi="TH SarabunPSK" w:cs="TH SarabunPSK"/>
-          <w:b/>
-          <w:bCs/>
-          <w:sz w:val="32"/>
-          <w:szCs w:val="32"/>
-          <w:cs/>
-        </w:rPr>
         <w:t>ข้อกำหนดด้านการใช้งาน</w:t>
       </w:r>
     </w:p>
@@ -5413,7 +5233,7 @@
           <w:szCs w:val="32"/>
           <w:cs/>
         </w:rPr>
-        <w:t xml:space="preserve">ทรัพยากรที่มีค่าใช้จ่ายต่อเนื่อง เช่น </w:t>
+        <w:t>ทรัพยากรที่มีค่าใช้จ่ายต่อเนื่อง เช่น คล</w:t>
       </w:r>
       <w:proofErr w:type="spellStart"/>
       <w:r>
@@ -5423,7 +5243,7 @@
           <w:szCs w:val="32"/>
           <w:cs/>
         </w:rPr>
-        <w:t>คลัสเตอร์</w:t>
+        <w:t>ัสเต</w:t>
       </w:r>
       <w:proofErr w:type="spellEnd"/>
       <w:r>
@@ -5433,7 +5253,7 @@
           <w:szCs w:val="32"/>
           <w:cs/>
         </w:rPr>
-        <w:t xml:space="preserve"> </w:t>
+        <w:t xml:space="preserve">อร์ </w:t>
       </w:r>
       <w:r>
         <w:rPr>
@@ -5777,24 +5597,27 @@
           <w:szCs w:val="32"/>
           <w:cs/>
         </w:rPr>
-        <w:t xml:space="preserve">เข้าใจความแตกต่างระหว่างการสืบค้นข้อมูลแบบ </w:t>
-      </w:r>
-      <w:r>
-        <w:rPr>
-          <w:rFonts w:ascii="TH SarabunPSK" w:hAnsi="TH SarabunPSK" w:cs="TH SarabunPSK" w:hint="cs"/>
-          <w:sz w:val="32"/>
-          <w:szCs w:val="32"/>
-        </w:rPr>
-        <w:t xml:space="preserve">Serverless </w:t>
-      </w:r>
-      <w:r>
-        <w:rPr>
-          <w:rFonts w:ascii="TH SarabunPSK" w:hAnsi="TH SarabunPSK" w:cs="TH SarabunPSK" w:hint="cs"/>
-          <w:sz w:val="32"/>
-          <w:szCs w:val="32"/>
-          <w:cs/>
-        </w:rPr>
-        <w:t>และการใช้คลังข้อมูลเฉพาะทาง ทั้งในด้านประสิทธิภาพและรูปแบบค่าใช้จ่าย</w:t>
+        <w:t>สามารถประเมินค่าใช้จ่ายและเลือกใช้บริการคลาว</w:t>
+      </w:r>
+      <w:proofErr w:type="spellStart"/>
+      <w:r>
+        <w:rPr>
+          <w:rFonts w:ascii="TH SarabunPSK" w:hAnsi="TH SarabunPSK" w:cs="TH SarabunPSK" w:hint="cs"/>
+          <w:sz w:val="32"/>
+          <w:szCs w:val="32"/>
+          <w:cs/>
+        </w:rPr>
+        <w:t>ด์</w:t>
+      </w:r>
+      <w:proofErr w:type="spellEnd"/>
+      <w:r>
+        <w:rPr>
+          <w:rFonts w:ascii="TH SarabunPSK" w:hAnsi="TH SarabunPSK" w:cs="TH SarabunPSK" w:hint="cs"/>
+          <w:sz w:val="32"/>
+          <w:szCs w:val="32"/>
+          <w:cs/>
+        </w:rPr>
+        <w:t>ได้อย่างเหมาะสมกับปริมาณงาน</w:t>
       </w:r>
     </w:p>
     <w:p>
@@ -5820,33 +5643,36 @@
           <w:szCs w:val="32"/>
           <w:cs/>
         </w:rPr>
-        <w:t>สามารถประเมินค่าใช้จ่ายและเลือกใช้บริการคลาวด์ได้อย่างเหมาะสมกับปริมาณงาน</w:t>
+        <w:t>ได้รับประสบการณ์ในการวางแผน ติดตามความก้าวหน้า และแก้ไขปัญหาในการทำงานเป็นทีม</w:t>
       </w:r>
     </w:p>
     <w:p>
       <w:pPr>
-        <w:pStyle w:val="HTMLPreformatted"/>
-        <w:numPr>
-          <w:ilvl w:val="0"/>
-          <w:numId w:val="2"/>
-        </w:numPr>
-        <w:spacing w:line="276" w:lineRule="auto"/>
-        <w:ind w:hanging="436"/>
-        <w:jc w:val="thaiDistribute"/>
-        <w:rPr>
-          <w:rFonts w:ascii="TH SarabunPSK" w:hAnsi="TH SarabunPSK" w:cs="TH SarabunPSK"/>
-          <w:sz w:val="52"/>
-          <w:szCs w:val="52"/>
-        </w:rPr>
-      </w:pPr>
-      <w:r>
-        <w:rPr>
-          <w:rFonts w:ascii="TH SarabunPSK" w:hAnsi="TH SarabunPSK" w:cs="TH SarabunPSK" w:hint="cs"/>
-          <w:sz w:val="32"/>
-          <w:szCs w:val="32"/>
-          <w:cs/>
-        </w:rPr>
-        <w:t>ได้รับประสบการณ์ในการวางแผน ติดตามความก้าวหน้า และแก้ไขปัญหาในการทำงานเป็นทีม</w:t>
+        <w:pStyle w:val="NormalWeb"/>
+        <w:rPr>
+          <w:rFonts w:ascii="TH SarabunPSK" w:hAnsi="TH SarabunPSK" w:cs="TH SarabunPSK"/>
+          <w:sz w:val="36"/>
+          <w:szCs w:val="36"/>
+        </w:rPr>
+      </w:pPr>
+      <w:r>
+        <w:rPr>
+          <w:rStyle w:val="Strong"/>
+          <w:rFonts w:ascii="TH SarabunPSK" w:hAnsi="TH SarabunPSK" w:cs="TH SarabunPSK" w:hint="cs"/>
+          <w:sz w:val="36"/>
+          <w:szCs w:val="36"/>
+        </w:rPr>
+        <w:t xml:space="preserve">1.5 </w:t>
+      </w:r>
+      <w:r>
+        <w:rPr>
+          <w:rStyle w:val="Strong"/>
+          <w:rFonts w:ascii="TH SarabunPSK" w:hAnsi="TH SarabunPSK" w:cs="TH SarabunPSK" w:hint="cs"/>
+          <w:sz w:val="36"/>
+          <w:szCs w:val="36"/>
+          <w:cs/>
+        </w:rPr>
+        <w:t>โครงสร้างของรายงาน</w:t>
       </w:r>
     </w:p>
     <w:p>
@@ -5854,47 +5680,74 @@
         <w:pStyle w:val="NormalWeb"/>
         <w:rPr>
           <w:rFonts w:ascii="TH SarabunPSK" w:hAnsi="TH SarabunPSK" w:cs="TH SarabunPSK"/>
-          <w:sz w:val="36"/>
-          <w:szCs w:val="36"/>
-        </w:rPr>
-      </w:pPr>
-      <w:r>
-        <w:rPr>
-          <w:rStyle w:val="Strong"/>
-          <w:rFonts w:ascii="TH SarabunPSK" w:hAnsi="TH SarabunPSK" w:cs="TH SarabunPSK" w:hint="cs"/>
-          <w:sz w:val="36"/>
-          <w:szCs w:val="36"/>
-        </w:rPr>
-        <w:t xml:space="preserve">1.5 </w:t>
-      </w:r>
-      <w:r>
-        <w:rPr>
-          <w:rStyle w:val="Strong"/>
-          <w:rFonts w:ascii="TH SarabunPSK" w:hAnsi="TH SarabunPSK" w:cs="TH SarabunPSK" w:hint="cs"/>
-          <w:sz w:val="36"/>
-          <w:szCs w:val="36"/>
-          <w:cs/>
-        </w:rPr>
-        <w:t>โครงสร้างของรายงาน</w:t>
+          <w:sz w:val="32"/>
+          <w:szCs w:val="32"/>
+        </w:rPr>
+      </w:pPr>
+      <w:r>
+        <w:rPr>
+          <w:rFonts w:ascii="TH SarabunPSK" w:hAnsi="TH SarabunPSK" w:cs="TH SarabunPSK" w:hint="cs"/>
+          <w:sz w:val="32"/>
+          <w:szCs w:val="32"/>
+          <w:cs/>
+        </w:rPr>
+        <w:t>รายงานฉบับนี้มีโครงสร้างของรายงานดังต่อไปนี้</w:t>
       </w:r>
     </w:p>
     <w:p>
       <w:pPr>
         <w:pStyle w:val="NormalWeb"/>
-        <w:rPr>
-          <w:rFonts w:ascii="TH SarabunPSK" w:hAnsi="TH SarabunPSK" w:cs="TH SarabunPSK"/>
-          <w:sz w:val="32"/>
-          <w:szCs w:val="32"/>
-        </w:rPr>
-      </w:pPr>
-      <w:r>
-        <w:rPr>
-          <w:rFonts w:ascii="TH SarabunPSK" w:hAnsi="TH SarabunPSK" w:cs="TH SarabunPSK" w:hint="cs"/>
-          <w:sz w:val="32"/>
-          <w:szCs w:val="32"/>
-          <w:cs/>
-        </w:rPr>
-        <w:t>รายงานฉบับนี้มีโครงสร้างของรายงานดังต่อไปนี้</w:t>
+        <w:jc w:val="thaiDistribute"/>
+        <w:rPr>
+          <w:rFonts w:ascii="TH SarabunPSK" w:hAnsi="TH SarabunPSK" w:cs="TH SarabunPSK"/>
+          <w:sz w:val="32"/>
+          <w:szCs w:val="32"/>
+        </w:rPr>
+      </w:pPr>
+      <w:r>
+        <w:rPr>
+          <w:rStyle w:val="Strong"/>
+          <w:rFonts w:ascii="TH SarabunPSK" w:hAnsi="TH SarabunPSK" w:cs="TH SarabunPSK"/>
+          <w:sz w:val="32"/>
+          <w:szCs w:val="32"/>
+        </w:rPr>
+        <w:tab/>
+      </w:r>
+      <w:r>
+        <w:rPr>
+          <w:rStyle w:val="Strong"/>
+          <w:rFonts w:ascii="TH SarabunPSK" w:hAnsi="TH SarabunPSK" w:cs="TH SarabunPSK" w:hint="cs"/>
+          <w:sz w:val="32"/>
+          <w:szCs w:val="32"/>
+          <w:cs/>
+        </w:rPr>
+        <w:t xml:space="preserve">บทที่ </w:t>
+      </w:r>
+      <w:r>
+        <w:rPr>
+          <w:rStyle w:val="Strong"/>
+          <w:rFonts w:ascii="TH SarabunPSK" w:hAnsi="TH SarabunPSK" w:cs="TH SarabunPSK" w:hint="cs"/>
+          <w:sz w:val="32"/>
+          <w:szCs w:val="32"/>
+        </w:rPr>
+        <w:t>1</w:t>
+      </w:r>
+      <w:r>
+        <w:rPr>
+          <w:rFonts w:ascii="TH SarabunPSK" w:hAnsi="TH SarabunPSK" w:cs="TH SarabunPSK" w:hint="cs"/>
+          <w:sz w:val="32"/>
+          <w:szCs w:val="32"/>
+        </w:rPr>
+        <w:t xml:space="preserve"> </w:t>
+      </w:r>
+      <w:r>
+        <w:rPr>
+          <w:rFonts w:ascii="TH SarabunPSK" w:hAnsi="TH SarabunPSK" w:cs="TH SarabunPSK" w:hint="cs"/>
+          <w:sz w:val="32"/>
+          <w:szCs w:val="32"/>
+          <w:cs/>
+        </w:rPr>
+        <w:t>กล่าวถึงความเป็นมาและความสำคัญของปัญหา วัตถุประสงค์ ขอบเขตของระบบ และประโยชน์ที่คาดว่าจะได้รับ</w:t>
       </w:r>
     </w:p>
     <w:p>
@@ -5933,7 +5786,7 @@
           <w:sz w:val="32"/>
           <w:szCs w:val="32"/>
         </w:rPr>
-        <w:t>1</w:t>
+        <w:t>2</w:t>
       </w:r>
       <w:r>
         <w:rPr>
@@ -5950,7 +5803,7 @@
           <w:szCs w:val="32"/>
           <w:cs/>
         </w:rPr>
-        <w:t>กล่าวถึงความเป็นมาและความสำคัญของปัญหา วัตถุประสงค์ ขอบเขตของระบบ และประโยชน์ที่คาดว่าจะได้รับ</w:t>
+        <w:t>ทฤษฎีที่เกี่ยวข้องและเทคโนโลยีที่นำมาใช้ประกอบการศึกษาและพัฒนาระบบคลังข้อมูล</w:t>
       </w:r>
     </w:p>
     <w:p>
@@ -5989,7 +5842,7 @@
           <w:sz w:val="32"/>
           <w:szCs w:val="32"/>
         </w:rPr>
-        <w:t>2</w:t>
+        <w:t>3</w:t>
       </w:r>
       <w:r>
         <w:rPr>
@@ -6006,7 +5859,49 @@
           <w:szCs w:val="32"/>
           <w:cs/>
         </w:rPr>
-        <w:t>ทฤษฎีที่เกี่ยวข้องและเทคโนโลยีที่นำมาใช้ประกอบการศึกษาและพัฒนาระบบคลังข้อมูล</w:t>
+        <w:t>ขั้นตอนการดำเนินงาน</w:t>
+      </w:r>
+      <w:r>
+        <w:rPr>
+          <w:rFonts w:ascii="TH SarabunPSK" w:hAnsi="TH SarabunPSK" w:cs="TH SarabunPSK" w:hint="cs"/>
+          <w:sz w:val="32"/>
+          <w:szCs w:val="32"/>
+        </w:rPr>
+        <w:t xml:space="preserve"> </w:t>
+      </w:r>
+      <w:r>
+        <w:rPr>
+          <w:rFonts w:ascii="TH SarabunPSK" w:hAnsi="TH SarabunPSK" w:cs="TH SarabunPSK" w:hint="cs"/>
+          <w:sz w:val="32"/>
+          <w:szCs w:val="32"/>
+          <w:cs/>
+        </w:rPr>
+        <w:t>การวิเคราะห์และออกแบบระบบ ประกอบด้วยการออกแบบสถาปัตยกรรมคลาวด์ การออกแบบ</w:t>
+      </w:r>
+      <w:r>
+        <w:rPr>
+          <w:rFonts w:ascii="TH SarabunPSK" w:hAnsi="TH SarabunPSK" w:cs="TH SarabunPSK" w:hint="cs"/>
+          <w:sz w:val="32"/>
+          <w:szCs w:val="32"/>
+        </w:rPr>
+        <w:t xml:space="preserve"> Star Schema </w:t>
+      </w:r>
+      <w:r>
+        <w:rPr>
+          <w:rFonts w:ascii="TH SarabunPSK" w:hAnsi="TH SarabunPSK" w:cs="TH SarabunPSK" w:hint="cs"/>
+          <w:sz w:val="32"/>
+          <w:szCs w:val="32"/>
+          <w:cs/>
+        </w:rPr>
+        <w:t xml:space="preserve">และหลักการทำงานของกระบวนการ </w:t>
+      </w:r>
+      <w:r>
+        <w:rPr>
+          <w:rFonts w:ascii="TH SarabunPSK" w:hAnsi="TH SarabunPSK" w:cs="TH SarabunPSK" w:hint="cs"/>
+          <w:sz w:val="32"/>
+          <w:szCs w:val="32"/>
+        </w:rPr>
+        <w:t>ETL</w:t>
       </w:r>
     </w:p>
     <w:p>
@@ -6045,7 +5940,7 @@
           <w:sz w:val="32"/>
           <w:szCs w:val="32"/>
         </w:rPr>
-        <w:t>3</w:t>
+        <w:t>4</w:t>
       </w:r>
       <w:r>
         <w:rPr>
@@ -6062,49 +5957,32 @@
           <w:szCs w:val="32"/>
           <w:cs/>
         </w:rPr>
-        <w:t>ขั้นตอนการดำเนินงาน</w:t>
-      </w:r>
-      <w:r>
-        <w:rPr>
-          <w:rFonts w:ascii="TH SarabunPSK" w:hAnsi="TH SarabunPSK" w:cs="TH SarabunPSK" w:hint="cs"/>
-          <w:sz w:val="32"/>
-          <w:szCs w:val="32"/>
-        </w:rPr>
-        <w:t xml:space="preserve"> </w:t>
-      </w:r>
-      <w:r>
-        <w:rPr>
-          <w:rFonts w:ascii="TH SarabunPSK" w:hAnsi="TH SarabunPSK" w:cs="TH SarabunPSK" w:hint="cs"/>
-          <w:sz w:val="32"/>
-          <w:szCs w:val="32"/>
-          <w:cs/>
-        </w:rPr>
-        <w:t>การวิเคราะห์และออกแบบระบบ ประกอบด้วยการออกแบบสถาปัตยกรรมคลาวด์ การออกแบบ</w:t>
-      </w:r>
-      <w:r>
-        <w:rPr>
-          <w:rFonts w:ascii="TH SarabunPSK" w:hAnsi="TH SarabunPSK" w:cs="TH SarabunPSK" w:hint="cs"/>
-          <w:sz w:val="32"/>
-          <w:szCs w:val="32"/>
-        </w:rPr>
-        <w:t xml:space="preserve"> Star Schema </w:t>
-      </w:r>
-      <w:r>
-        <w:rPr>
-          <w:rFonts w:ascii="TH SarabunPSK" w:hAnsi="TH SarabunPSK" w:cs="TH SarabunPSK" w:hint="cs"/>
-          <w:sz w:val="32"/>
-          <w:szCs w:val="32"/>
-          <w:cs/>
-        </w:rPr>
-        <w:t xml:space="preserve">และหลักการทำงานของกระบวนการ </w:t>
-      </w:r>
-      <w:r>
-        <w:rPr>
-          <w:rFonts w:ascii="TH SarabunPSK" w:hAnsi="TH SarabunPSK" w:cs="TH SarabunPSK" w:hint="cs"/>
-          <w:sz w:val="32"/>
-          <w:szCs w:val="32"/>
-        </w:rPr>
-        <w:t>ETL</w:t>
+        <w:t xml:space="preserve">ผลการดำเนินงาน แสดงผลการทำงานของแต่ละบริการบน </w:t>
+      </w:r>
+      <w:r>
+        <w:rPr>
+          <w:rFonts w:ascii="TH SarabunPSK" w:hAnsi="TH SarabunPSK" w:cs="TH SarabunPSK" w:hint="cs"/>
+          <w:sz w:val="32"/>
+          <w:szCs w:val="32"/>
+        </w:rPr>
+        <w:t xml:space="preserve">AWS </w:t>
+      </w:r>
+      <w:r>
+        <w:rPr>
+          <w:rFonts w:ascii="TH SarabunPSK" w:hAnsi="TH SarabunPSK" w:cs="TH SarabunPSK" w:hint="cs"/>
+          <w:sz w:val="32"/>
+          <w:szCs w:val="32"/>
+          <w:cs/>
+        </w:rPr>
+        <w:t xml:space="preserve">ผลการเปรียบเทียบการสืบค้นข้อมูล และผลการแสดงผลผ่าน </w:t>
+      </w:r>
+      <w:r>
+        <w:rPr>
+          <w:rFonts w:ascii="TH SarabunPSK" w:hAnsi="TH SarabunPSK" w:cs="TH SarabunPSK" w:hint="cs"/>
+          <w:sz w:val="32"/>
+          <w:szCs w:val="32"/>
+        </w:rPr>
+        <w:t>Dashboard</w:t>
       </w:r>
     </w:p>
     <w:p>
@@ -6143,7 +6021,7 @@
           <w:sz w:val="32"/>
           <w:szCs w:val="32"/>
         </w:rPr>
-        <w:t>4</w:t>
+        <w:t>5</w:t>
       </w:r>
       <w:r>
         <w:rPr>
@@ -6160,32 +6038,7 @@
           <w:szCs w:val="32"/>
           <w:cs/>
         </w:rPr>
-        <w:t xml:space="preserve">ผลการดำเนินงาน แสดงผลการทำงานของแต่ละบริการบน </w:t>
-      </w:r>
-      <w:r>
-        <w:rPr>
-          <w:rFonts w:ascii="TH SarabunPSK" w:hAnsi="TH SarabunPSK" w:cs="TH SarabunPSK" w:hint="cs"/>
-          <w:sz w:val="32"/>
-          <w:szCs w:val="32"/>
-        </w:rPr>
-        <w:t xml:space="preserve">AWS </w:t>
-      </w:r>
-      <w:r>
-        <w:rPr>
-          <w:rFonts w:ascii="TH SarabunPSK" w:hAnsi="TH SarabunPSK" w:cs="TH SarabunPSK" w:hint="cs"/>
-          <w:sz w:val="32"/>
-          <w:szCs w:val="32"/>
-          <w:cs/>
-        </w:rPr>
-        <w:t xml:space="preserve">ผลการเปรียบเทียบการสืบค้นข้อมูล และผลการแสดงผลผ่าน </w:t>
-      </w:r>
-      <w:r>
-        <w:rPr>
-          <w:rFonts w:ascii="TH SarabunPSK" w:hAnsi="TH SarabunPSK" w:cs="TH SarabunPSK" w:hint="cs"/>
-          <w:sz w:val="32"/>
-          <w:szCs w:val="32"/>
-        </w:rPr>
-        <w:t>Dashboard</w:t>
+        <w:t>สรุปผลการดำเนินงานของโครงงาน ปัญหาและอุปสรรคที่พบ ข้อจำกัดของระบบ ประมาณการค่าใช้จ่าย และแนวทางการพัฒนาต่อยอด</w:t>
       </w:r>
     </w:p>
     <w:p>
@@ -6198,51 +6051,29 @@
           <w:szCs w:val="32"/>
         </w:rPr>
       </w:pPr>
-      <w:r>
-        <w:rPr>
-          <w:rStyle w:val="Strong"/>
-          <w:rFonts w:ascii="TH SarabunPSK" w:hAnsi="TH SarabunPSK" w:cs="TH SarabunPSK"/>
-          <w:sz w:val="32"/>
-          <w:szCs w:val="32"/>
-        </w:rPr>
-        <w:tab/>
-      </w:r>
-      <w:r>
-        <w:rPr>
-          <w:rStyle w:val="Strong"/>
-          <w:rFonts w:ascii="TH SarabunPSK" w:hAnsi="TH SarabunPSK" w:cs="TH SarabunPSK" w:hint="cs"/>
-          <w:sz w:val="32"/>
-          <w:szCs w:val="32"/>
-          <w:cs/>
-        </w:rPr>
-        <w:t xml:space="preserve">บทที่ </w:t>
-      </w:r>
-      <w:r>
-        <w:rPr>
-          <w:rStyle w:val="Strong"/>
-          <w:rFonts w:ascii="TH SarabunPSK" w:hAnsi="TH SarabunPSK" w:cs="TH SarabunPSK" w:hint="cs"/>
-          <w:sz w:val="32"/>
-          <w:szCs w:val="32"/>
-        </w:rPr>
-        <w:t>5</w:t>
-      </w:r>
-      <w:r>
-        <w:rPr>
-          <w:rFonts w:ascii="TH SarabunPSK" w:hAnsi="TH SarabunPSK" w:cs="TH SarabunPSK" w:hint="cs"/>
-          <w:sz w:val="32"/>
-          <w:szCs w:val="32"/>
-        </w:rPr>
-        <w:t xml:space="preserve"> </w:t>
-      </w:r>
-      <w:r>
-        <w:rPr>
-          <w:rFonts w:ascii="TH SarabunPSK" w:hAnsi="TH SarabunPSK" w:cs="TH SarabunPSK" w:hint="cs"/>
-          <w:sz w:val="32"/>
-          <w:szCs w:val="32"/>
-          <w:cs/>
-        </w:rPr>
-        <w:t>สรุปผลการดำเนินงานของโครงงาน ปัญหาและอุปสรรคที่พบ ข้อจำกัดของระบบ ประมาณการค่าใช้จ่าย และแนวทางการพัฒนาต่อยอด</w:t>
-      </w:r>
+    </w:p>
+    <w:p>
+      <w:pPr>
+        <w:pStyle w:val="NormalWeb"/>
+        <w:jc w:val="thaiDistribute"/>
+        <w:rPr>
+          <w:rFonts w:ascii="TH SarabunPSK" w:hAnsi="TH SarabunPSK" w:cs="TH SarabunPSK"/>
+          <w:sz w:val="32"/>
+          <w:szCs w:val="32"/>
+        </w:rPr>
+      </w:pPr>
+    </w:p>
+    <w:p>
+      <w:pPr>
+        <w:pStyle w:val="NormalWeb"/>
+        <w:jc w:val="thaiDistribute"/>
+        <w:rPr>
+          <w:rFonts w:ascii="TH SarabunPSK" w:hAnsi="TH SarabunPSK" w:cs="TH SarabunPSK"/>
+          <w:sz w:val="32"/>
+          <w:szCs w:val="32"/>
+          <w:lang w:val="en-US"/>
+        </w:rPr>
+      </w:pPr>
     </w:p>
     <w:p>
       <w:pPr>
@@ -6250,7 +6081,7 @@
           <w:tab w:val="left" w:pos="1230"/>
         </w:tabs>
         <w:rPr>
-          <w:rFonts w:ascii="TH SarabunPSK" w:hAnsi="TH SarabunPSK" w:cs="TH SarabunPSK" w:hint="cs"/>
+          <w:rFonts w:ascii="TH SarabunPSK" w:hAnsi="TH SarabunPSK" w:cs="TH SarabunPSK"/>
           <w:sz w:val="32"/>
           <w:szCs w:val="32"/>
           <w:cs/>
@@ -6268,7 +6099,7 @@
 </file>
 
 <file path=word/numbering.xml><?xml version="1.0" encoding="utf-8"?>
-<w:numbering xmlns:wpc="http://schemas.microsoft.com/office/word/2010/wordprocessingCanvas" xmlns:cx="http://schemas.microsoft.com/office/drawing/2014/chartex" xmlns:cx1="http://schemas.microsoft.com/office/drawing/2015/9/8/chartex" xmlns:cx2="http://schemas.microsoft.com/office/drawing/2015/10/21/chartex" xmlns:cx3="http://schemas.microsoft.com/office/drawing/2016/5/9/chartex" xmlns:cx4="http://schemas.microsoft.com/office/drawing/2016/5/10/chartex" xmlns:cx5="http://schemas.microsoft.com/office/drawing/2016/5/11/chartex" xmlns:cx6="http://schemas.microsoft.com/office/drawing/2016/5/12/chartex" xmlns:cx7="http://schemas.microsoft.com/office/drawing/2016/5/13/chartex" xmlns:cx8="http://schemas.microsoft.com/office/drawing/2016/5/14/chartex" xmlns:mc="http://schemas.openxmlformats.org/markup-compatibility/2006" xmlns:m="http://schemas.openxmlformats.org/officeDocument/2006/math" xmlns:aink="http://schemas.microsoft.com/office/drawing/2016/ink" xmlns:am3d="http://schemas.microsoft.com/office/drawing/2017/model3d" xmlns:oel="http://schemas.microsoft.com/office/2019/extlst" xmlns:r="http://schemas.openxmlformats.org/officeDocument/2006/relationships" xmlns:wp14="http://schemas.microsoft.com/office/word/2010/wordprocessingDrawing" xmlns:wp="http://schemas.openxmlformats.org/drawingml/2006/wordprocessingDrawing" xmlns:wpg="http://schemas.microsoft.com/office/word/2010/wordprocessingGroup" xmlns:wpi="http://schemas.microsoft.com/office/word/2010/wordprocessingInk" xmlns:wps="http://schemas.microsoft.com/office/word/2010/wordprocessingShape" xmlns:o="urn:schemas-microsoft-com:office:office" xmlns:v="urn:schemas-microsoft-com:vml" xmlns:w10="urn:schemas-microsoft-com:office:word" xmlns:w="http://schemas.openxmlformats.org/wordprocessingml/2006/main" xmlns:w14="http://schemas.microsoft.com/office/word/2010/wordml" xmlns:w15="http://schemas.microsoft.com/office/word/2012/wordml" xmlns:w16cei="http://schemas.microsoft.com/office/word/2026/wordml/cei" xmlns:w16cex="http://schemas.microsoft.com/office/word/2018/wordml/cex" xmlns:w16cid="http://schemas.microsoft.com/office/word/2016/wordml/cid" xmlns:w16="http://schemas.microsoft.com/office/word/2018/wordml" xmlns:w16sdtdh="http://schemas.microsoft.com/office/word/2020/wordml/sdtdatahash" xmlns:w16sdtfl="http://schemas.microsoft.com/office/word/2024/wordml/sdtformatlock" xmlns:w16se="http://schemas.microsoft.com/office/word/2015/wordml/symex" xmlns:w16du="http://schemas.microsoft.com/office/word/2023/wordml/word16du" xmlns:wne="http://schemas.microsoft.com/office/word/2006/wordml" mc:Ignorable="w14 w15 w16se w16cid w16 w16cex w16sdtdh w16sdtfl w16du wp14">
+<w:numbering xmlns:wpc="http://schemas.microsoft.com/office/word/2010/wordprocessingCanvas" xmlns:cx="http://schemas.microsoft.com/office/drawing/2014/chartex" xmlns:cx1="http://schemas.microsoft.com/office/drawing/2015/9/8/chartex" xmlns:cx2="http://schemas.microsoft.com/office/drawing/2015/10/21/chartex" xmlns:cx3="http://schemas.microsoft.com/office/drawing/2016/5/9/chartex" xmlns:cx4="http://schemas.microsoft.com/office/drawing/2016/5/10/chartex" xmlns:cx5="http://schemas.microsoft.com/office/drawing/2016/5/11/chartex" xmlns:cx6="http://schemas.microsoft.com/office/drawing/2016/5/12/chartex" xmlns:cx7="http://schemas.microsoft.com/office/drawing/2016/5/13/chartex" xmlns:cx8="http://schemas.microsoft.com/office/drawing/2016/5/14/chartex" xmlns:mc="http://schemas.openxmlformats.org/markup-compatibility/2006" xmlns:m="http://schemas.openxmlformats.org/officeDocument/2006/math" xmlns:aink="http://schemas.microsoft.com/office/drawing/2016/ink" xmlns:am3d="http://schemas.microsoft.com/office/drawing/2017/model3d" xmlns:oel="http://schemas.microsoft.com/office/2019/extlst" xmlns:r="http://schemas.openxmlformats.org/officeDocument/2006/relationships" xmlns:wp14="http://schemas.microsoft.com/office/word/2010/wordprocessingDrawing" xmlns:wp="http://schemas.openxmlformats.org/drawingml/2006/wordprocessingDrawing" xmlns:wpg="http://schemas.microsoft.com/office/word/2010/wordprocessingGroup" xmlns:wpi="http://schemas.microsoft.com/office/word/2010/wordprocessingInk" xmlns:wps="http://schemas.microsoft.com/office/word/2010/wordprocessingShape" xmlns:o="urn:schemas-microsoft-com:office:office" xmlns:v="urn:schemas-microsoft-com:vml" xmlns:w10="urn:schemas-microsoft-com:office:word" xmlns:w="http://schemas.openxmlformats.org/wordprocessingml/2006/main" xmlns:w14="http://schemas.microsoft.com/office/word/2010/wordml" xmlns:w15="http://schemas.microsoft.com/office/word/2012/wordml" xmlns:w16cex="http://schemas.microsoft.com/office/word/2018/wordml/cex" xmlns:w16cid="http://schemas.microsoft.com/office/word/2016/wordml/cid" xmlns:w16="http://schemas.microsoft.com/office/word/2018/wordml" xmlns:w16sdtdh="http://schemas.microsoft.com/office/word/2020/wordml/sdtdatahash" xmlns:w16sdtfl="http://schemas.microsoft.com/office/word/2024/wordml/sdtformatlock" xmlns:w16se="http://schemas.microsoft.com/office/word/2015/wordml/symex" xmlns:w16du="http://schemas.microsoft.com/office/word/2023/wordml/word16du" xmlns:wne="http://schemas.microsoft.com/office/word/2006/wordml" mc:Ignorable="w14 w15 w16se w16cid w16 w16cex w16sdtdh w16sdtfl w16du wp14">
   <w:abstractNum w:abstractNumId="0" w15:restartNumberingAfterBreak="0">
     <w:nsid w:val="03796D73"/>
     <w:multiLevelType w:val="hybridMultilevel"/>
